--- a/docs/thesis-ch1.docx
+++ b/docs/thesis-ch1.docx
@@ -446,7 +446,7 @@
           <w:b w:val="0"/>
           <w:sz w:val="24"/>
         </w:rPr>
-        <w:t xml:space="preserve"> 基于标签词的 logit 提取大模型的类别概率，计算期望校准误差（ECE）并绘制可靠性图，检验温度缩放的效果；绘制覆盖率—准确率曲线，比较各模型的 AURC。</w:t>
+        <w:t xml:space="preserve"> 基于标签词的 logit 提取大模型的类别概率，计算期望校准误差（ECE）并绘制可靠性图，检验温度缩放的效果；绘制覆盖率—准确率曲线，比较各模型的 AURC；并用保形预测给出有覆盖率保证的预测集合。此外，评估了开源决策模型 Laya 的零样本表现。</w:t>
       </w:r>
     </w:p>
     <w:p>
@@ -623,7 +623,7 @@
           <w:b w:val="0"/>
           <w:sz w:val="24"/>
         </w:rPr>
-        <w:t xml:space="preserve"> 零样本大模型的平均置信度为 96.4%，实际准确率仅为 67.1%；LoRA 微调后过度自信明显缓解，温度缩放可进一步将 ECE 降至 0.013～0.030。在选择性预测中，LoRA 大模型只处理置信度最高的 50% 样本时准确率约为 96%。</w:t>
+        <w:t xml:space="preserve"> 零样本大模型的平均置信度为 96.4%，实际准确率仅为 67.1%；LoRA 微调后过度自信明显缓解，温度缩放可进一步将 ECE 降至 0.013～0.030。在选择性预测中，LoRA 大模型只处理置信度最高的 50% 样本时准确率约为 96%。进一步引入保形预测后，LoRA 大模型约 78% 的评论可给出有 90% 覆盖率保证的唯一类别；按类别校准还解决了标准做法下中性类覆盖率偏低（0.76～0.81）的问题。</w:t>
       </w:r>
     </w:p>
     <w:p>
@@ -708,7 +708,7 @@
           <w:b w:val="0"/>
           <w:sz w:val="24"/>
         </w:rPr>
-        <w:t>第 2 章为相关理论与方法，介绍文本表示与传统分类方法、Transformer 与预训练语言模型、大语言模型及 LoRA 微调原理，以及模型比较的统计检验、置信度校准与选择性预测等方法。</w:t>
+        <w:t>第 2 章为相关理论与方法，介绍文本表示与传统分类方法、Transformer 与预训练语言模型、大语言模型及 LoRA 微调原理，以及模型比较的统计检验、置信度校准、选择性预测与保形预测等方法。</w:t>
       </w:r>
     </w:p>
     <w:p>
@@ -736,7 +736,7 @@
           <w:b w:val="0"/>
           <w:sz w:val="24"/>
         </w:rPr>
-        <w:t>第 4 章为实验结果与分析，报告各模型的性能比较、统计检验、校准与选择性预测、消融实验、数据泄漏与标注噪声分析的结果。</w:t>
+        <w:t>第 4 章为实验结果与分析，报告各模型的性能比较、统计检验、校准与选择性预测、消融实验、数据泄漏与标注噪声分析、保形预测以及开源决策模型的结果。</w:t>
       </w:r>
     </w:p>
     <w:p>

--- a/docs/thesis-ch1.docx
+++ b/docs/thesis-ch1.docx
@@ -446,7 +446,7 @@
           <w:b w:val="0"/>
           <w:sz w:val="24"/>
         </w:rPr>
-        <w:t xml:space="preserve"> 基于标签词的 logit 提取大模型的类别概率，计算期望校准误差（ECE）并绘制可靠性图，检验温度缩放的效果；绘制覆盖率—准确率曲线，比较各模型的 AURC；并用保形预测给出有覆盖率保证的预测集合。此外，评估了开源决策模型 Laya 的零样本表现。</w:t>
+        <w:t xml:space="preserve"> 基于标签词的 logit 提取大模型的类别概率，计算期望校准误差（ECE）并绘制可靠性图，检验温度缩放的效果；绘制覆盖率—准确率曲线，比较各模型的 AURC；并用保形预测给出有覆盖率保证的预测集合。</w:t>
       </w:r>
     </w:p>
     <w:p>
@@ -736,7 +736,7 @@
           <w:b w:val="0"/>
           <w:sz w:val="24"/>
         </w:rPr>
-        <w:t>第 4 章为实验结果与分析，报告各模型的性能比较、统计检验、校准与选择性预测、消融实验、数据泄漏与标注噪声分析、保形预测以及开源决策模型的结果。</w:t>
+        <w:t>第 4 章为实验结果与分析，报告各模型的性能比较、统计检验、校准与选择性预测、消融实验、数据泄漏与标注噪声分析以及保形预测的结果。</w:t>
       </w:r>
     </w:p>
     <w:p>

--- a/docs/thesis-ch1.docx
+++ b/docs/thesis-ch1.docx
@@ -623,7 +623,7 @@
           <w:b w:val="0"/>
           <w:sz w:val="24"/>
         </w:rPr>
-        <w:t xml:space="preserve"> 零样本大模型的平均置信度为 96.4%，实际准确率仅为 67.1%；LoRA 微调后过度自信明显缓解，温度缩放可进一步将 ECE 降至 0.013～0.030。在选择性预测中，LoRA 大模型只处理置信度最高的 50% 样本时准确率约为 96%。进一步引入保形预测后，LoRA 大模型约 78% 的评论可给出有 90% 覆盖率保证的唯一类别；按类别校准还解决了标准做法下中性类覆盖率偏低（0.76～0.81）的问题。</w:t>
+        <w:t xml:space="preserve"> 零样本大模型的平均置信度为 96.4%，实际准确率仅为 67.1%；LoRA 微调后过度自信明显缓解，温度缩放可进一步将 ECE 降至 0.013～0.030。在选择性预测中，LoRA 大模型只处理置信度最高的 50% 样本时准确率约为 96%。进一步引入保形预测后，LoRA 大模型约 78% 的评论可给出有 90% 覆盖率保证的唯一类别；按类别校准还解决了标准做法下中性类覆盖率偏低（0.76～0.80）的问题。</w:t>
       </w:r>
     </w:p>
     <w:p>

--- a/docs/thesis-ch1.docx
+++ b/docs/thesis-ch1.docx
@@ -277,7 +277,7 @@
           <w:b w:val="0"/>
           <w:sz w:val="24"/>
         </w:rPr>
-        <w:t xml:space="preserve"> 本文从应用统计学的角度出发，把多种子方差分析、McNemar 检验、Bootstrap 置信区间、多重比较校正、校准分析等方法系统地用于大模型评估，并区分“训练随机性”和“测试样本抽样误差”两种不确定性来源，为模型比较提供了更严谨的统计框架。同时，通过量化数据泄漏和标注噪声的影响，说明了数据质量对评估结论的重要性。</w:t>
+        <w:t xml:space="preserve"> 本文从应用统计学的角度出发，把多种子方差分析、McNemar 检验、Bootstrap 置信区间、多重比较校正、校准分析等方法系统地用于大模型评估，并区分“训练随机性”和“测试样本抽样误差”两种不确定性来源，为模型比较提供了更严谨的统计框架。同时，通过区分训练曝光、验证曝光与未曝光样本，比较清洗策略并描述重复记录的一致性，讨论数据质量对评估结论的影响及其解释边界。</w:t>
       </w:r>
     </w:p>
     <w:p>
@@ -356,7 +356,7 @@
           <w:b w:val="0"/>
           <w:sz w:val="24"/>
         </w:rPr>
-        <w:t xml:space="preserve"> 对公开数据进行探索性分析，识别重复文本、标签冲突以及训练集与评估集之间的重叠，制定清洗规则，构建无泄漏的训练集、验证集和测试集（8802 / 979 / 1713 条）。</w:t>
+        <w:t xml:space="preserve"> 对公开数据进行探索性分析，识别重复文本、标签冲突以及训练集与评估集之间的重叠，制定清洗规则，构建没有完全重复文本交叉的训练集、验证集和测试集（8802 / 979 / 1713 条）。</w:t>
       </w:r>
     </w:p>
     <w:p>
@@ -416,7 +416,7 @@
           <w:b w:val="0"/>
           <w:sz w:val="24"/>
         </w:rPr>
-        <w:t xml:space="preserve"> 对需要训练的模型各进行 3 次不同随机种子的独立训练，使用方差分析与 Tukey 事后检验、经 Holm 校正的 McNemar 检验、配对 Bootstrap 置信区间，从不同角度判断模型差异是否显著。</w:t>
+        <w:t xml:space="preserve"> 对 BERT、RoBERTa 和三个 LoRA 大模型各进行 3 次不同随机种子的训练，使用方差分析与 Tukey 事后检验、经 Holm 校正的 McNemar 检验，以及包含 Bonferroni 调整区间的配对 Bootstrap，从不同角度判断差异；TF-IDF 基线不作三种子重复。</w:t>
       </w:r>
     </w:p>
     <w:p>
@@ -446,7 +446,7 @@
           <w:b w:val="0"/>
           <w:sz w:val="24"/>
         </w:rPr>
-        <w:t xml:space="preserve"> 基于标签词的 logit 提取大模型的类别概率，计算期望校准误差（ECE）并绘制可靠性图，检验温度缩放的效果；绘制覆盖率—准确率曲线，比较各模型的 AURC；并用保形预测给出有覆盖率保证的预测集合。</w:t>
+        <w:t xml:space="preserve"> 基于标签词的 logit 提取大模型的类别概率，计算期望校准误差（ECE）并绘制可靠性图，检验温度缩放的效果；绘制覆盖率—准确率曲线，比较各模型的 AURC；并在交换性假设下用保形预测构造有边际覆盖保证的预测集合，另行报告单元素集合的经验正确率。</w:t>
       </w:r>
     </w:p>
     <w:p>
@@ -506,7 +506,7 @@
           <w:b w:val="0"/>
           <w:sz w:val="24"/>
         </w:rPr>
-        <w:t xml:space="preserve"> 通过对照实验量化训练集与评估集重叠对评估分数的影响；利用重复标注的样本估计标注一致率和可达到的准确率上限，从数据层面解释中性类识别困难的原因。</w:t>
+        <w:t xml:space="preserve"> 区分实际优化训练集和验证集曝光，并在共同未曝光文本上比较清洗策略；描述重复记录的一致率及冲突类别构成，在独立对称噪声假设下作情景推算，不将其视为实测性能上限。</w:t>
       </w:r>
     </w:p>
     <w:p>
@@ -555,7 +555,7 @@
           <w:b/>
           <w:sz w:val="24"/>
         </w:rPr>
-        <w:t>发现并修正了公开基准数据的质量问题，并量化了其对评估的影响。</w:t>
+        <w:t>识别并处理公开基准数据的重复与冲突，并明确评估曝光口径。</w:t>
       </w:r>
       <w:r>
         <w:rPr>
@@ -563,7 +563,7 @@
           <w:b w:val="0"/>
           <w:sz w:val="24"/>
         </w:rPr>
-        <w:t xml:space="preserve"> 本文发现 FinFE 公开评估集中有 1092 条文本（占 54%）原样出现在训练集中，其中 228 条标签与训练集不一致。对照实验表明，数据泄漏使模型对见过的原句准确率高达 93%～97%，使 TF-IDF 基线的 F1 虚高 8.1 个百分点，并把 TF-IDF 与 RoBERTa 之间的真实差距缩小约三分之二。本文给出了可复现的清洗规则和无泄漏的数据划分。</w:t>
+        <w:t xml:space="preserve"> 原始 2020 条评估记录中，有 1097 条规范化文本也出现在原始训练文件中；文件内去重、去冲突后，两文件仍有 1092 个重叠文本，其中 228 个标签不同。本文区分实际训练曝光与验证曝光，在同样的 845 条共同未曝光文本上比较清洗前后的模型结果，并给出可复现的数据处理规则。不同评估子集的分数差只作描述，不解释为纯泄漏因果效应。</w:t>
       </w:r>
     </w:p>
     <w:p>
@@ -585,7 +585,7 @@
           <w:b/>
           <w:sz w:val="24"/>
         </w:rPr>
-        <w:t>区分了两种不确定性来源，对模型差异做出更稳健的判断。</w:t>
+        <w:t>区分两种不确定性来源，并控制多重比较。</w:t>
       </w:r>
       <w:r>
         <w:rPr>
@@ -593,7 +593,7 @@
           <w:b w:val="0"/>
           <w:sz w:val="24"/>
         </w:rPr>
-        <w:t xml:space="preserve"> 本文同时使用多种子方差分析（反映训练随机性）以及配对 Bootstrap 和 McNemar 检验（反映测试样本抽样误差）。结果显示，LoRA 大模型相对 RoBERTa 约 2 个百分点的优势，在前一种检验下显著，在后一种检验下仅边缘显著或不显著，由此得出“优势稳定但幅度较小”的审慎结论。</w:t>
+        <w:t xml:space="preserve"> 多种子方差分析考察固定数据划分下的训练随机性；McNemar 与配对 Bootstrap 考察给定训练结果下的测试样本抽样误差。本文分别使用 Holm 校正和十对比较的 Bonferroni 区间。LoRA 大模型在所考察的三个种子中均取得更高的 F1 点估计，但种子 42 的大模型对 RoBERTa 的差异，在多重比较调整后未达到显著水平，不能推广为对新数据的稳定优势。</w:t>
       </w:r>
     </w:p>
     <w:p>
@@ -615,7 +615,7 @@
           <w:b/>
           <w:sz w:val="24"/>
         </w:rPr>
-        <w:t>将校准分析与选择性预测引入中文金融情感分类的大模型评估。</w:t>
+        <w:t>联合分析概率校准、选择性预测和集合预测。</w:t>
       </w:r>
       <w:r>
         <w:rPr>
@@ -623,7 +623,7 @@
           <w:b w:val="0"/>
           <w:sz w:val="24"/>
         </w:rPr>
-        <w:t xml:space="preserve"> 零样本大模型的平均置信度为 96.4%，实际准确率仅为 67.1%；LoRA 微调后过度自信明显缓解，温度缩放可进一步将 ECE 降至 0.013～0.030。在选择性预测中，LoRA 大模型只处理置信度最高的 50% 样本时准确率约为 96%。进一步引入保形预测后，LoRA 大模型约 78% 的评论可给出有 90% 覆盖率保证的唯一类别；按类别校准还解决了标准做法下中性类覆盖率偏低（0.76～0.80）的问题。</w:t>
+        <w:t xml:space="preserve"> Qwen3 零样本的平均置信度为 96.4%，实际准确率为 67.1%；LoRA 模型经测试分布内五折温度交叉拟合后，ECE 为 0.013～0.030。在选择性预测中，只处理置信度最高的 50% 样本时准确率约为 96%。标准保形预测整体覆盖率约为 90%，约 77%～78% 的预测集合是单元素，但单元素子集的准确率约为 88.7%～89.3%，不具有自动推出的 90% 条件保证。本文同时披露历史概率存储精度对零样本 NLL 与温度估计的影响。</w:t>
       </w:r>
     </w:p>
     <w:p>
@@ -645,7 +645,7 @@
           <w:b/>
           <w:sz w:val="24"/>
         </w:rPr>
-        <w:t>利用重复标注估计了数据集的标注噪声和准确率上限。</w:t>
+        <w:t>描述重复记录中的标签分歧，并限定噪声推算的含义。</w:t>
       </w:r>
       <w:r>
         <w:rPr>
@@ -653,7 +653,7 @@
           <w:b w:val="0"/>
           <w:sz w:val="24"/>
         </w:rPr>
-        <w:t xml:space="preserve"> 同一文本两次标注的一致率为 82.9%（κ = 0.735），据此估计标注准确率约为 91%，可视为模型准确率的近似上限；82% 的标注冲突涉及中性类，说明中性类识别困难在很大程度上源于标注本身的模糊性。</w:t>
+        <w:t xml:space="preserve"> 配对标签一致率为 82.9%，基于配对两端汇总边际的机会校正一致性指标 K_pair 为 0.742，82% 的冲突涉及中性类。独立对称噪声模型下可推算 q 约为 0.908，但由于缺少独立复标证据且清洗改变了评估样本，不将其解释为清洗后测试集的准确率上限，也不据此宣称模型接近人工水平。</w:t>
       </w:r>
     </w:p>
     <w:p>
